--- a/CSE207/Final/Pseudocode/BST.docx
+++ b/CSE207/Final/Pseudocode/BST.docx
@@ -2443,19 +2443,73 @@
         <w:jc w:val="both"/>
         <w:rPr>
           <w:rFonts w:ascii="Times New Roman" w:eastAsia="Times New Roman" w:hAnsi="Times New Roman" w:cs="Times New Roman"/>
-          <w:bCs/>
-          <w:sz w:val="36"/>
-          <w:szCs w:val="36"/>
-        </w:rPr>
-      </w:pPr>
-      <w:r>
-        <w:rPr>
-          <w:rFonts w:ascii="Times New Roman" w:eastAsia="Times New Roman" w:hAnsi="Times New Roman" w:cs="Times New Roman"/>
-          <w:bCs/>
-          <w:sz w:val="36"/>
-          <w:szCs w:val="36"/>
-        </w:rPr>
-        <w:t xml:space="preserve">Step 2: If Root </w:t>
+          <w:sz w:val="36"/>
+          <w:szCs w:val="36"/>
+        </w:rPr>
+      </w:pPr>
+      <w:r>
+        <w:rPr>
+          <w:rFonts w:ascii="Times New Roman" w:eastAsia="Times New Roman" w:hAnsi="Times New Roman" w:cs="Times New Roman"/>
+          <w:bCs/>
+          <w:sz w:val="36"/>
+          <w:szCs w:val="36"/>
+        </w:rPr>
+        <w:t xml:space="preserve">Step 2: </w:t>
+      </w:r>
+      <w:r>
+        <w:rPr>
+          <w:rFonts w:ascii="Times New Roman" w:eastAsia="Times New Roman" w:hAnsi="Times New Roman" w:cs="Times New Roman"/>
+          <w:bCs/>
+          <w:sz w:val="36"/>
+          <w:szCs w:val="36"/>
+        </w:rPr>
+        <w:t xml:space="preserve">Set Current </w:t>
+      </w:r>
+      <m:oMath>
+        <m:r>
+          <w:rPr>
+            <w:rFonts w:ascii="Cambria Math" w:eastAsia="Times New Roman" w:hAnsi="Cambria Math" w:cs="Times New Roman"/>
+            <w:sz w:val="36"/>
+            <w:szCs w:val="36"/>
+          </w:rPr>
+          <m:t>≔</m:t>
+        </m:r>
+      </m:oMath>
+      <w:r>
+        <w:rPr>
+          <w:rFonts w:ascii="Times New Roman" w:eastAsia="Times New Roman" w:hAnsi="Times New Roman" w:cs="Times New Roman"/>
+          <w:sz w:val="36"/>
+          <w:szCs w:val="36"/>
+        </w:rPr>
+        <w:t xml:space="preserve"> Root</w:t>
+      </w:r>
+    </w:p>
+    <w:p>
+      <w:pPr>
+        <w:spacing w:after="75" w:line="240" w:lineRule="auto"/>
+        <w:ind w:left="1620" w:hanging="1620"/>
+        <w:jc w:val="both"/>
+        <w:rPr>
+          <w:rFonts w:ascii="Times New Roman" w:eastAsia="Times New Roman" w:hAnsi="Times New Roman" w:cs="Times New Roman"/>
+          <w:sz w:val="36"/>
+          <w:szCs w:val="36"/>
+        </w:rPr>
+      </w:pPr>
+      <w:r>
+        <w:rPr>
+          <w:rFonts w:ascii="Times New Roman" w:eastAsia="Times New Roman" w:hAnsi="Times New Roman" w:cs="Times New Roman"/>
+          <w:sz w:val="36"/>
+          <w:szCs w:val="36"/>
+        </w:rPr>
+        <w:t>Step 3</w:t>
+      </w:r>
+      <w:r>
+        <w:rPr>
+          <w:rFonts w:ascii="Times New Roman" w:eastAsia="Times New Roman" w:hAnsi="Times New Roman" w:cs="Times New Roman"/>
+          <w:sz w:val="36"/>
+          <w:szCs w:val="36"/>
+        </w:rPr>
+        <w:t xml:space="preserve">: Repeat steps 4-5 while Current </w:t>
       </w:r>
       <m:oMath>
         <m:r>
@@ -2470,52 +2524,28 @@
       <w:r>
         <w:rPr>
           <w:rFonts w:ascii="Times New Roman" w:eastAsia="Times New Roman" w:hAnsi="Times New Roman" w:cs="Times New Roman"/>
-          <w:bCs/>
-          <w:sz w:val="36"/>
-          <w:szCs w:val="36"/>
-        </w:rPr>
-        <w:t xml:space="preserve"> Left </w:t>
-      </w:r>
-      <m:oMath>
-        <m:r>
-          <w:rPr>
-            <w:rFonts w:ascii="Cambria Math" w:eastAsia="Times New Roman" w:hAnsi="Cambria Math" w:cs="Times New Roman"/>
-            <w:sz w:val="36"/>
-            <w:szCs w:val="36"/>
-          </w:rPr>
-          <m:t>=</m:t>
-        </m:r>
-      </m:oMath>
-      <w:r>
-        <w:rPr>
-          <w:rFonts w:ascii="Times New Roman" w:eastAsia="Times New Roman" w:hAnsi="Times New Roman" w:cs="Times New Roman"/>
-          <w:bCs/>
-          <w:sz w:val="36"/>
-          <w:szCs w:val="36"/>
-        </w:rPr>
-        <w:t xml:space="preserve"> null then,</w:t>
-      </w:r>
-    </w:p>
-    <w:p>
-      <w:pPr>
-        <w:spacing w:after="75" w:line="240" w:lineRule="auto"/>
-        <w:ind w:left="1800" w:hanging="1800"/>
-        <w:jc w:val="both"/>
-        <w:rPr>
-          <w:rFonts w:ascii="Times New Roman" w:eastAsia="Times New Roman" w:hAnsi="Times New Roman" w:cs="Times New Roman"/>
-          <w:sz w:val="36"/>
-          <w:szCs w:val="36"/>
-        </w:rPr>
-      </w:pPr>
-      <w:r>
-        <w:rPr>
-          <w:rFonts w:ascii="Times New Roman" w:eastAsia="Times New Roman" w:hAnsi="Times New Roman" w:cs="Times New Roman"/>
-          <w:bCs/>
-          <w:sz w:val="36"/>
-          <w:szCs w:val="36"/>
-        </w:rPr>
-        <w:tab/>
-        <w:t xml:space="preserve">Return Root </w:t>
+          <w:sz w:val="36"/>
+          <w:szCs w:val="36"/>
+        </w:rPr>
+        <w:t xml:space="preserve"> left </w:t>
+      </w:r>
+      <m:oMath>
+        <m:r>
+          <w:rPr>
+            <w:rFonts w:ascii="Cambria Math" w:eastAsia="Times New Roman" w:hAnsi="Cambria Math" w:cs="Times New Roman"/>
+            <w:sz w:val="36"/>
+            <w:szCs w:val="36"/>
+          </w:rPr>
+          <m:t>!=</m:t>
+        </m:r>
+      </m:oMath>
+      <w:r>
+        <w:rPr>
+          <w:rFonts w:ascii="Times New Roman" w:eastAsia="Times New Roman" w:hAnsi="Times New Roman" w:cs="Times New Roman"/>
+          <w:sz w:val="36"/>
+          <w:szCs w:val="36"/>
+        </w:rPr>
+        <w:t xml:space="preserve"> null</w:t>
       </w:r>
     </w:p>
     <w:p>
@@ -2535,42 +2565,25 @@
           <w:sz w:val="36"/>
           <w:szCs w:val="36"/>
         </w:rPr>
-        <w:t xml:space="preserve">Step 3: Return </w:t>
-      </w:r>
-      <w:r>
-        <w:rPr>
-          <w:rFonts w:ascii="Times New Roman" w:eastAsia="Times New Roman" w:hAnsi="Times New Roman" w:cs="Times New Roman"/>
-          <w:bCs/>
-          <w:sz w:val="36"/>
-          <w:szCs w:val="36"/>
-        </w:rPr>
-        <w:t>MinimumElement</w:t>
-      </w:r>
-      <m:oMath>
-        <m:r>
-          <w:rPr>
-            <w:rFonts w:ascii="Cambria Math" w:eastAsia="Times New Roman" w:hAnsi="Cambria Math" w:cs="Times New Roman"/>
-            <w:sz w:val="36"/>
-            <w:szCs w:val="36"/>
-          </w:rPr>
-          <m:t>(</m:t>
-        </m:r>
-      </m:oMath>
-      <w:r>
-        <w:rPr>
-          <w:rFonts w:ascii="Times New Roman" w:eastAsia="Times New Roman" w:hAnsi="Times New Roman" w:cs="Times New Roman"/>
-          <w:sz w:val="36"/>
-          <w:szCs w:val="36"/>
-        </w:rPr>
-        <w:t>Root</w:t>
-      </w:r>
-      <w:r>
-        <w:rPr>
-          <w:rFonts w:ascii="Times New Roman" w:eastAsia="Times New Roman" w:hAnsi="Times New Roman" w:cs="Times New Roman"/>
-          <w:sz w:val="36"/>
-          <w:szCs w:val="36"/>
-        </w:rPr>
-        <w:t xml:space="preserve"> </w:t>
+        <w:t xml:space="preserve">Step 4: Set Current </w:t>
+      </w:r>
+      <m:oMath>
+        <m:r>
+          <w:rPr>
+            <w:rFonts w:ascii="Cambria Math" w:eastAsia="Times New Roman" w:hAnsi="Cambria Math" w:cs="Times New Roman"/>
+            <w:sz w:val="36"/>
+            <w:szCs w:val="36"/>
+          </w:rPr>
+          <m:t>≔</m:t>
+        </m:r>
+      </m:oMath>
+      <w:r>
+        <w:rPr>
+          <w:rFonts w:ascii="Times New Roman" w:eastAsia="Times New Roman" w:hAnsi="Times New Roman" w:cs="Times New Roman"/>
+          <w:sz w:val="36"/>
+          <w:szCs w:val="36"/>
+        </w:rPr>
+        <w:t xml:space="preserve"> Current </w:t>
       </w:r>
       <m:oMath>
         <m:r>
@@ -2585,19 +2598,68 @@
       <w:r>
         <w:rPr>
           <w:rFonts w:ascii="Times New Roman" w:eastAsia="Times New Roman" w:hAnsi="Times New Roman" w:cs="Times New Roman"/>
-          <w:bCs/>
-          <w:sz w:val="36"/>
-          <w:szCs w:val="36"/>
-        </w:rPr>
-        <w:t xml:space="preserve"> Left</w:t>
-      </w:r>
-      <w:r>
-        <w:rPr>
-          <w:rFonts w:ascii="Times New Roman" w:eastAsia="Times New Roman" w:hAnsi="Times New Roman" w:cs="Times New Roman"/>
-          <w:sz w:val="36"/>
-          <w:szCs w:val="36"/>
-        </w:rPr>
-        <w:t>)</w:t>
+          <w:sz w:val="36"/>
+          <w:szCs w:val="36"/>
+        </w:rPr>
+        <w:t xml:space="preserve"> left</w:t>
+      </w:r>
+    </w:p>
+    <w:p>
+      <w:pPr>
+        <w:spacing w:after="75" w:line="240" w:lineRule="auto"/>
+        <w:ind w:left="1620" w:hanging="1620"/>
+        <w:jc w:val="both"/>
+        <w:rPr>
+          <w:rFonts w:ascii="Times New Roman" w:eastAsia="Times New Roman" w:hAnsi="Times New Roman" w:cs="Times New Roman"/>
+          <w:sz w:val="36"/>
+          <w:szCs w:val="36"/>
+        </w:rPr>
+      </w:pPr>
+      <w:r>
+        <w:rPr>
+          <w:rFonts w:ascii="Times New Roman" w:eastAsia="Times New Roman" w:hAnsi="Times New Roman" w:cs="Times New Roman"/>
+          <w:sz w:val="36"/>
+          <w:szCs w:val="36"/>
+        </w:rPr>
+        <w:t>Step 5: Go to step 3</w:t>
+      </w:r>
+    </w:p>
+    <w:p>
+      <w:pPr>
+        <w:spacing w:after="75" w:line="240" w:lineRule="auto"/>
+        <w:ind w:left="1620" w:hanging="1620"/>
+        <w:jc w:val="both"/>
+        <w:rPr>
+          <w:rFonts w:ascii="Times New Roman" w:eastAsia="Times New Roman" w:hAnsi="Times New Roman" w:cs="Times New Roman"/>
+          <w:sz w:val="36"/>
+          <w:szCs w:val="36"/>
+        </w:rPr>
+      </w:pPr>
+      <w:r>
+        <w:rPr>
+          <w:rFonts w:ascii="Times New Roman" w:eastAsia="Times New Roman" w:hAnsi="Times New Roman" w:cs="Times New Roman"/>
+          <w:sz w:val="36"/>
+          <w:szCs w:val="36"/>
+        </w:rPr>
+        <w:t xml:space="preserve">Step 6: Return Current </w:t>
+      </w:r>
+      <m:oMath>
+        <m:r>
+          <w:rPr>
+            <w:rFonts w:ascii="Cambria Math" w:eastAsia="Times New Roman" w:hAnsi="Cambria Math" w:cs="Times New Roman"/>
+            <w:sz w:val="36"/>
+            <w:szCs w:val="36"/>
+          </w:rPr>
+          <m:t>-&gt;</m:t>
+        </m:r>
+      </m:oMath>
+      <w:r>
+        <w:rPr>
+          <w:rFonts w:ascii="Times New Roman" w:eastAsia="Times New Roman" w:hAnsi="Times New Roman" w:cs="Times New Roman"/>
+          <w:sz w:val="36"/>
+          <w:szCs w:val="36"/>
+        </w:rPr>
+        <w:t xml:space="preserve"> Data</w:t>
       </w:r>
     </w:p>
     <w:p>
@@ -2862,19 +2924,56 @@
         <w:jc w:val="both"/>
         <w:rPr>
           <w:rFonts w:ascii="Times New Roman" w:eastAsia="Times New Roman" w:hAnsi="Times New Roman" w:cs="Times New Roman"/>
-          <w:bCs/>
-          <w:sz w:val="36"/>
-          <w:szCs w:val="36"/>
-        </w:rPr>
-      </w:pPr>
-      <w:r>
-        <w:rPr>
-          <w:rFonts w:ascii="Times New Roman" w:eastAsia="Times New Roman" w:hAnsi="Times New Roman" w:cs="Times New Roman"/>
-          <w:bCs/>
-          <w:sz w:val="36"/>
-          <w:szCs w:val="36"/>
-        </w:rPr>
-        <w:t xml:space="preserve">Step 2: If Root </w:t>
+          <w:sz w:val="36"/>
+          <w:szCs w:val="36"/>
+        </w:rPr>
+      </w:pPr>
+      <w:r>
+        <w:rPr>
+          <w:rFonts w:ascii="Times New Roman" w:eastAsia="Times New Roman" w:hAnsi="Times New Roman" w:cs="Times New Roman"/>
+          <w:bCs/>
+          <w:sz w:val="36"/>
+          <w:szCs w:val="36"/>
+        </w:rPr>
+        <w:t xml:space="preserve">Step 2: Set Current </w:t>
+      </w:r>
+      <m:oMath>
+        <m:r>
+          <w:rPr>
+            <w:rFonts w:ascii="Cambria Math" w:eastAsia="Times New Roman" w:hAnsi="Cambria Math" w:cs="Times New Roman"/>
+            <w:sz w:val="36"/>
+            <w:szCs w:val="36"/>
+          </w:rPr>
+          <m:t>≔</m:t>
+        </m:r>
+      </m:oMath>
+      <w:r>
+        <w:rPr>
+          <w:rFonts w:ascii="Times New Roman" w:eastAsia="Times New Roman" w:hAnsi="Times New Roman" w:cs="Times New Roman"/>
+          <w:sz w:val="36"/>
+          <w:szCs w:val="36"/>
+        </w:rPr>
+        <w:t xml:space="preserve"> Root</w:t>
+      </w:r>
+    </w:p>
+    <w:p>
+      <w:pPr>
+        <w:spacing w:after="75" w:line="240" w:lineRule="auto"/>
+        <w:ind w:left="1620" w:hanging="1620"/>
+        <w:jc w:val="both"/>
+        <w:rPr>
+          <w:rFonts w:ascii="Times New Roman" w:eastAsia="Times New Roman" w:hAnsi="Times New Roman" w:cs="Times New Roman"/>
+          <w:sz w:val="36"/>
+          <w:szCs w:val="36"/>
+        </w:rPr>
+      </w:pPr>
+      <w:r>
+        <w:rPr>
+          <w:rFonts w:ascii="Times New Roman" w:eastAsia="Times New Roman" w:hAnsi="Times New Roman" w:cs="Times New Roman"/>
+          <w:sz w:val="36"/>
+          <w:szCs w:val="36"/>
+        </w:rPr>
+        <w:t xml:space="preserve">Step 3: Repeat steps 4-5 while Current </w:t>
       </w:r>
       <m:oMath>
         <m:r>
@@ -2889,30 +2988,166 @@
       <w:r>
         <w:rPr>
           <w:rFonts w:ascii="Times New Roman" w:eastAsia="Times New Roman" w:hAnsi="Times New Roman" w:cs="Times New Roman"/>
-          <w:bCs/>
-          <w:sz w:val="36"/>
-          <w:szCs w:val="36"/>
-        </w:rPr>
-        <w:t xml:space="preserve"> Right </w:t>
-      </w:r>
-      <m:oMath>
-        <m:r>
-          <w:rPr>
-            <w:rFonts w:ascii="Cambria Math" w:eastAsia="Times New Roman" w:hAnsi="Cambria Math" w:cs="Times New Roman"/>
-            <w:sz w:val="36"/>
-            <w:szCs w:val="36"/>
-          </w:rPr>
-          <m:t>=</m:t>
-        </m:r>
-      </m:oMath>
-      <w:r>
-        <w:rPr>
-          <w:rFonts w:ascii="Times New Roman" w:eastAsia="Times New Roman" w:hAnsi="Times New Roman" w:cs="Times New Roman"/>
-          <w:bCs/>
-          <w:sz w:val="36"/>
-          <w:szCs w:val="36"/>
-        </w:rPr>
-        <w:t xml:space="preserve"> null then,</w:t>
+          <w:sz w:val="36"/>
+          <w:szCs w:val="36"/>
+        </w:rPr>
+        <w:t xml:space="preserve"> </w:t>
+      </w:r>
+      <w:r>
+        <w:rPr>
+          <w:rFonts w:ascii="Times New Roman" w:eastAsia="Times New Roman" w:hAnsi="Times New Roman" w:cs="Times New Roman"/>
+          <w:sz w:val="36"/>
+          <w:szCs w:val="36"/>
+        </w:rPr>
+        <w:t>right</w:t>
+      </w:r>
+      <w:r>
+        <w:rPr>
+          <w:rFonts w:ascii="Times New Roman" w:eastAsia="Times New Roman" w:hAnsi="Times New Roman" w:cs="Times New Roman"/>
+          <w:sz w:val="36"/>
+          <w:szCs w:val="36"/>
+        </w:rPr>
+        <w:t xml:space="preserve"> </w:t>
+      </w:r>
+      <m:oMath>
+        <m:r>
+          <w:rPr>
+            <w:rFonts w:ascii="Cambria Math" w:eastAsia="Times New Roman" w:hAnsi="Cambria Math" w:cs="Times New Roman"/>
+            <w:sz w:val="36"/>
+            <w:szCs w:val="36"/>
+          </w:rPr>
+          <m:t>!=</m:t>
+        </m:r>
+      </m:oMath>
+      <w:r>
+        <w:rPr>
+          <w:rFonts w:ascii="Times New Roman" w:eastAsia="Times New Roman" w:hAnsi="Times New Roman" w:cs="Times New Roman"/>
+          <w:sz w:val="36"/>
+          <w:szCs w:val="36"/>
+        </w:rPr>
+        <w:t xml:space="preserve"> null</w:t>
+      </w:r>
+    </w:p>
+    <w:p>
+      <w:pPr>
+        <w:spacing w:after="75" w:line="240" w:lineRule="auto"/>
+        <w:ind w:left="1620" w:hanging="1620"/>
+        <w:jc w:val="both"/>
+        <w:rPr>
+          <w:rFonts w:ascii="Times New Roman" w:eastAsia="Times New Roman" w:hAnsi="Times New Roman" w:cs="Times New Roman"/>
+          <w:sz w:val="36"/>
+          <w:szCs w:val="36"/>
+        </w:rPr>
+      </w:pPr>
+      <w:r>
+        <w:rPr>
+          <w:rFonts w:ascii="Times New Roman" w:eastAsia="Times New Roman" w:hAnsi="Times New Roman" w:cs="Times New Roman"/>
+          <w:sz w:val="36"/>
+          <w:szCs w:val="36"/>
+        </w:rPr>
+        <w:t xml:space="preserve">Step 4: Set Current </w:t>
+      </w:r>
+      <m:oMath>
+        <m:r>
+          <w:rPr>
+            <w:rFonts w:ascii="Cambria Math" w:eastAsia="Times New Roman" w:hAnsi="Cambria Math" w:cs="Times New Roman"/>
+            <w:sz w:val="36"/>
+            <w:szCs w:val="36"/>
+          </w:rPr>
+          <m:t>≔</m:t>
+        </m:r>
+      </m:oMath>
+      <w:r>
+        <w:rPr>
+          <w:rFonts w:ascii="Times New Roman" w:eastAsia="Times New Roman" w:hAnsi="Times New Roman" w:cs="Times New Roman"/>
+          <w:sz w:val="36"/>
+          <w:szCs w:val="36"/>
+        </w:rPr>
+        <w:t xml:space="preserve"> Current </w:t>
+      </w:r>
+      <m:oMath>
+        <m:r>
+          <w:rPr>
+            <w:rFonts w:ascii="Cambria Math" w:eastAsia="Times New Roman" w:hAnsi="Cambria Math" w:cs="Times New Roman"/>
+            <w:sz w:val="36"/>
+            <w:szCs w:val="36"/>
+          </w:rPr>
+          <m:t>-&gt;</m:t>
+        </m:r>
+      </m:oMath>
+      <w:r>
+        <w:rPr>
+          <w:rFonts w:ascii="Times New Roman" w:eastAsia="Times New Roman" w:hAnsi="Times New Roman" w:cs="Times New Roman"/>
+          <w:sz w:val="36"/>
+          <w:szCs w:val="36"/>
+        </w:rPr>
+        <w:t xml:space="preserve"> </w:t>
+      </w:r>
+      <w:r>
+        <w:rPr>
+          <w:rFonts w:ascii="Times New Roman" w:eastAsia="Times New Roman" w:hAnsi="Times New Roman" w:cs="Times New Roman"/>
+          <w:sz w:val="36"/>
+          <w:szCs w:val="36"/>
+        </w:rPr>
+        <w:t>right</w:t>
+      </w:r>
+    </w:p>
+    <w:p>
+      <w:pPr>
+        <w:spacing w:after="75" w:line="240" w:lineRule="auto"/>
+        <w:ind w:left="1620" w:hanging="1620"/>
+        <w:jc w:val="both"/>
+        <w:rPr>
+          <w:rFonts w:ascii="Times New Roman" w:eastAsia="Times New Roman" w:hAnsi="Times New Roman" w:cs="Times New Roman"/>
+          <w:sz w:val="36"/>
+          <w:szCs w:val="36"/>
+        </w:rPr>
+      </w:pPr>
+      <w:r>
+        <w:rPr>
+          <w:rFonts w:ascii="Times New Roman" w:eastAsia="Times New Roman" w:hAnsi="Times New Roman" w:cs="Times New Roman"/>
+          <w:sz w:val="36"/>
+          <w:szCs w:val="36"/>
+        </w:rPr>
+        <w:t>Step 5: Go to step 3</w:t>
+      </w:r>
+    </w:p>
+    <w:p>
+      <w:pPr>
+        <w:spacing w:after="75" w:line="240" w:lineRule="auto"/>
+        <w:ind w:left="1620" w:hanging="1620"/>
+        <w:jc w:val="both"/>
+        <w:rPr>
+          <w:rFonts w:ascii="Times New Roman" w:eastAsia="Times New Roman" w:hAnsi="Times New Roman" w:cs="Times New Roman"/>
+          <w:sz w:val="36"/>
+          <w:szCs w:val="36"/>
+        </w:rPr>
+      </w:pPr>
+      <w:r>
+        <w:rPr>
+          <w:rFonts w:ascii="Times New Roman" w:eastAsia="Times New Roman" w:hAnsi="Times New Roman" w:cs="Times New Roman"/>
+          <w:sz w:val="36"/>
+          <w:szCs w:val="36"/>
+        </w:rPr>
+        <w:t xml:space="preserve">Step 6: Return Current </w:t>
+      </w:r>
+      <m:oMath>
+        <m:r>
+          <w:rPr>
+            <w:rFonts w:ascii="Cambria Math" w:eastAsia="Times New Roman" w:hAnsi="Cambria Math" w:cs="Times New Roman"/>
+            <w:sz w:val="36"/>
+            <w:szCs w:val="36"/>
+          </w:rPr>
+          <m:t>-&gt;</m:t>
+        </m:r>
+      </m:oMath>
+      <w:r>
+        <w:rPr>
+          <w:rFonts w:ascii="Times New Roman" w:eastAsia="Times New Roman" w:hAnsi="Times New Roman" w:cs="Times New Roman"/>
+          <w:sz w:val="36"/>
+          <w:szCs w:val="36"/>
+        </w:rPr>
+        <w:t xml:space="preserve"> Data</w:t>
       </w:r>
     </w:p>
     <w:p>
@@ -2926,163 +3161,11 @@
           <w:szCs w:val="36"/>
         </w:rPr>
       </w:pPr>
-      <w:r>
-        <w:rPr>
-          <w:rFonts w:ascii="Times New Roman" w:eastAsia="Times New Roman" w:hAnsi="Times New Roman" w:cs="Times New Roman"/>
-          <w:bCs/>
-          <w:sz w:val="36"/>
-          <w:szCs w:val="36"/>
-        </w:rPr>
-        <w:tab/>
-        <w:t xml:space="preserve">Return Root </w:t>
-      </w:r>
-    </w:p>
-    <w:p>
-      <w:pPr>
-        <w:spacing w:after="75" w:line="240" w:lineRule="auto"/>
-        <w:ind w:left="1620" w:hanging="1620"/>
-        <w:jc w:val="both"/>
-        <w:rPr>
-          <w:rFonts w:ascii="Times New Roman" w:eastAsia="Times New Roman" w:hAnsi="Times New Roman" w:cs="Times New Roman"/>
-          <w:sz w:val="36"/>
-          <w:szCs w:val="36"/>
-        </w:rPr>
-      </w:pPr>
-      <w:r>
-        <w:rPr>
-          <w:rFonts w:ascii="Times New Roman" w:eastAsia="Times New Roman" w:hAnsi="Times New Roman" w:cs="Times New Roman"/>
-          <w:sz w:val="36"/>
-          <w:szCs w:val="36"/>
-        </w:rPr>
-        <w:t xml:space="preserve">Step 3: Return </w:t>
-      </w:r>
-      <w:r>
-        <w:rPr>
-          <w:rFonts w:ascii="Times New Roman" w:eastAsia="Times New Roman" w:hAnsi="Times New Roman" w:cs="Times New Roman"/>
-          <w:bCs/>
-          <w:sz w:val="36"/>
-          <w:szCs w:val="36"/>
-        </w:rPr>
-        <w:t>MaximumElement</w:t>
-      </w:r>
-      <w:r>
-        <w:rPr>
-          <w:rFonts w:ascii="Times New Roman" w:eastAsia="Times New Roman" w:hAnsi="Times New Roman" w:cs="Times New Roman"/>
-          <w:bCs/>
-          <w:sz w:val="36"/>
-          <w:szCs w:val="36"/>
-        </w:rPr>
-        <w:t xml:space="preserve"> </w:t>
-      </w:r>
-      <m:oMath>
-        <m:r>
-          <w:rPr>
-            <w:rFonts w:ascii="Cambria Math" w:eastAsia="Times New Roman" w:hAnsi="Cambria Math" w:cs="Times New Roman"/>
-            <w:sz w:val="36"/>
-            <w:szCs w:val="36"/>
-          </w:rPr>
-          <m:t>(</m:t>
-        </m:r>
-      </m:oMath>
-      <w:r>
-        <w:rPr>
-          <w:rFonts w:ascii="Times New Roman" w:eastAsia="Times New Roman" w:hAnsi="Times New Roman" w:cs="Times New Roman"/>
-          <w:sz w:val="36"/>
-          <w:szCs w:val="36"/>
-        </w:rPr>
-        <w:t xml:space="preserve">Root </w:t>
-      </w:r>
-      <m:oMath>
-        <m:r>
-          <w:rPr>
-            <w:rFonts w:ascii="Cambria Math" w:eastAsia="Times New Roman" w:hAnsi="Cambria Math" w:cs="Times New Roman"/>
-            <w:sz w:val="36"/>
-            <w:szCs w:val="36"/>
-          </w:rPr>
-          <m:t>-&gt;</m:t>
-        </m:r>
-      </m:oMath>
-      <w:r>
-        <w:rPr>
-          <w:rFonts w:ascii="Times New Roman" w:eastAsia="Times New Roman" w:hAnsi="Times New Roman" w:cs="Times New Roman"/>
-          <w:bCs/>
-          <w:sz w:val="36"/>
-          <w:szCs w:val="36"/>
-        </w:rPr>
-        <w:t xml:space="preserve"> Right</w:t>
-      </w:r>
-      <w:r>
-        <w:rPr>
-          <w:rFonts w:ascii="Times New Roman" w:eastAsia="Times New Roman" w:hAnsi="Times New Roman" w:cs="Times New Roman"/>
-          <w:sz w:val="36"/>
-          <w:szCs w:val="36"/>
-        </w:rPr>
-        <w:t>)</w:t>
-      </w:r>
     </w:p>
     <w:p>
       <w:pPr>
         <w:spacing w:after="75" w:line="240" w:lineRule="auto"/>
         <w:ind w:left="1800" w:hanging="1800"/>
-        <w:jc w:val="both"/>
-        <w:rPr>
-          <w:rFonts w:ascii="Times New Roman" w:eastAsia="Times New Roman" w:hAnsi="Times New Roman" w:cs="Times New Roman"/>
-          <w:sz w:val="36"/>
-          <w:szCs w:val="36"/>
-        </w:rPr>
-      </w:pPr>
-    </w:p>
-    <w:p>
-      <w:pPr>
-        <w:spacing w:after="75" w:line="240" w:lineRule="auto"/>
-        <w:ind w:left="1800" w:hanging="1800"/>
-        <w:jc w:val="both"/>
-        <w:rPr>
-          <w:rFonts w:ascii="Times New Roman" w:eastAsia="Times New Roman" w:hAnsi="Times New Roman" w:cs="Times New Roman"/>
-          <w:sz w:val="36"/>
-          <w:szCs w:val="36"/>
-        </w:rPr>
-      </w:pPr>
-    </w:p>
-    <w:p>
-      <w:pPr>
-        <w:spacing w:after="75" w:line="240" w:lineRule="auto"/>
-        <w:ind w:left="1800" w:hanging="1800"/>
-        <w:jc w:val="both"/>
-        <w:rPr>
-          <w:rFonts w:ascii="Times New Roman" w:eastAsia="Times New Roman" w:hAnsi="Times New Roman" w:cs="Times New Roman"/>
-          <w:sz w:val="36"/>
-          <w:szCs w:val="36"/>
-        </w:rPr>
-      </w:pPr>
-    </w:p>
-    <w:p>
-      <w:pPr>
-        <w:spacing w:after="75" w:line="240" w:lineRule="auto"/>
-        <w:ind w:left="1800" w:hanging="1800"/>
-        <w:jc w:val="both"/>
-        <w:rPr>
-          <w:rFonts w:ascii="Times New Roman" w:eastAsia="Times New Roman" w:hAnsi="Times New Roman" w:cs="Times New Roman"/>
-          <w:sz w:val="36"/>
-          <w:szCs w:val="36"/>
-        </w:rPr>
-      </w:pPr>
-    </w:p>
-    <w:p>
-      <w:pPr>
-        <w:spacing w:after="75" w:line="240" w:lineRule="auto"/>
-        <w:ind w:left="1800" w:hanging="1800"/>
-        <w:jc w:val="both"/>
-        <w:rPr>
-          <w:rFonts w:ascii="Times New Roman" w:eastAsia="Times New Roman" w:hAnsi="Times New Roman" w:cs="Times New Roman"/>
-          <w:sz w:val="36"/>
-          <w:szCs w:val="36"/>
-        </w:rPr>
-      </w:pPr>
-    </w:p>
-    <w:p>
-      <w:pPr>
-        <w:spacing w:after="75" w:line="240" w:lineRule="auto"/>
         <w:jc w:val="both"/>
         <w:rPr>
           <w:rFonts w:ascii="Times New Roman" w:eastAsia="Times New Roman" w:hAnsi="Times New Roman" w:cs="Times New Roman"/>
